--- a/files/research-summaries/Smith-Receptor-Allostery-Research-Summary.docx
+++ b/files/research-summaries/Smith-Receptor-Allostery-Research-Summary.docx
@@ -157,41 +157,6 @@
             <w:sz w:val="17"/>
           </w:rPr>
           <w:t>gregconradismith.github.io/receptor-modeling-jupyter-book/intro.html</w:t>
-        </w:r>
-      </w:hyperlink>
-    </w:p>
-    <w:p>
-      <w:pPr>
-        <w:spacing w:before="100" w:after="0"/>
-      </w:pPr>
-      <w:r>
-        <w:rPr>
-          <w:sz w:val="16"/>
-        </w:rPr>
-        <w:t xml:space="preserve">Academic webpage: </w:t>
-      </w:r>
-      <w:hyperlink r:id="rId12">
-        <w:r>
-          <w:rPr>
-            <w:color w:val="000000"/>
-            <w:sz w:val="16"/>
-          </w:rPr>
-          <w:t>gregconradismith.github.io/research/</w:t>
-        </w:r>
-      </w:hyperlink>
-      <w:r>
-        <w:rPr>
-          <w:sz w:val="16"/>
-        </w:rPr>
-        <w:t xml:space="preserve"> • Bibliography: </w:t>
-      </w:r>
-      <w:hyperlink r:id="rId13">
-        <w:r>
-          <w:rPr>
-            <w:color w:val="000000"/>
-            <w:sz w:val="16"/>
-          </w:rPr>
-          <w:t>gregconradismith.github.io/publications/</w:t>
         </w:r>
       </w:hyperlink>
     </w:p>

--- a/files/research-summaries/Smith-Receptor-Allostery-Research-Summary.docx
+++ b/files/research-summaries/Smith-Receptor-Allostery-Research-Summary.docx
@@ -159,6 +159,54 @@
           <w:t>gregconradismith.github.io/receptor-modeling-jupyter-book/intro.html</w:t>
         </w:r>
       </w:hyperlink>
+    </w:p>
+    <w:p>
+      <w:pPr>
+        <w:spacing w:before="80" w:after="0" w:line="240" w:lineRule="auto"/>
+      </w:pPr>
+      <w:r>
+        <w:rPr>
+          <w:b/>
+          <w:sz w:val="19"/>
+        </w:rPr>
+        <w:t xml:space="preserve">Funding: </w:t>
+      </w:r>
+      <w:r>
+        <w:rPr>
+          <w:sz w:val="19"/>
+        </w:rPr>
+        <w:t xml:space="preserve">National Science Foundation </w:t>
+      </w:r>
+      <w:hyperlink r:id="rId12">
+        <w:r>
+          <w:rPr>
+            <w:sz w:val="19"/>
+            <w:color w:val="000000"/>
+          </w:rPr>
+          <w:t>DMS-1951646</w:t>
+        </w:r>
+      </w:hyperlink>
+      <w:r>
+        <w:rPr>
+          <w:sz w:val="19"/>
+        </w:rPr>
+        <w:t xml:space="preserve">, Cycle representations of receptor complex signal transduction (Conradi Smith). Foundational cycle-basis work was supported by NSF </w:t>
+      </w:r>
+      <w:hyperlink r:id="rId13">
+        <w:r>
+          <w:rPr>
+            <w:sz w:val="19"/>
+            <w:color w:val="000000"/>
+          </w:rPr>
+          <w:t>DMS-1121606</w:t>
+        </w:r>
+      </w:hyperlink>
+      <w:r>
+        <w:rPr>
+          <w:sz w:val="19"/>
+        </w:rPr>
+        <w:t>.</w:t>
+      </w:r>
     </w:p>
     <w:sectPr>
       <w:pgSz w:w="12240" w:h="15840"/>

--- a/files/research-summaries/Smith-Receptor-Allostery-Research-Summary.docx
+++ b/files/research-summaries/Smith-Receptor-Allostery-Research-Summary.docx
@@ -24,6 +24,19 @@
         </w:rPr>
         <w:t>Greg Conradi Smith | Product graphs and quantitative pharmacology</w:t>
       </w:r>
+      <w:r>
+        <w:br/>
+      </w:r>
+      <w:hyperlink r:id="rId14">
+        <w:r>
+          <w:rPr>
+            <w:sz w:val="19"/>
+            <w:color w:val="000000"/>
+            <w:u w:val="single"/>
+          </w:rPr>
+          <w:t>https://gregconradismith.github.io/</w:t>
+        </w:r>
+      </w:hyperlink>
     </w:p>
     <w:p>
       <w:pPr/>

--- a/files/research-summaries/Smith-Receptor-Allostery-Research-Summary.docx
+++ b/files/research-summaries/Smith-Receptor-Allostery-Research-Summary.docx
@@ -58,13 +58,28 @@
     <w:p>
       <w:pPr/>
       <w:r>
-        <w:t>In collaboration with Richard Hammack, I developed a construction of cycle bases for reduced powers of graphs. These graphs describe collections of identical, indistinguishable subunits that need not behave independently. The cycle structure identifies the constraints required for microscopic reversibility, providing a systematic foundation for physically consistent models of receptor dimers and larger oligomers. [1]</w:t>
+        <w:t>In collaboration with Richard Hammack, I developed a construction of cycle bases for reduced powers of graphs. These graphs describe collections of identical, indistinguishable subunits that need not behave independently. The cycle structure identifies the constraints required for microscopic reversibility, providing a systematic foundation for physically consistent models of receptor dimers and larger oligomers.</w:t>
+      </w:r>
+      <w:r>
+        <w:rPr>
+          <w:vertAlign w:val="superscript"/>
+        </w:rPr>
+        <w:t>1</w:t>
       </w:r>
     </w:p>
     <w:p>
       <w:pPr/>
       <w:r>
-        <w:t>My subsequent work uses distinguished spanning trees to express equilibrium oligomer occupancies and binding curves in terms of monomer properties and emergent allosteric parameters. The approach accommodates arbitrary monomer state graphs and does not assume independent subunits. Ternary-complex and cubic-ternary-complex GPCR models provide examples connecting ligand binding, G-protein association and receptor activation. [2] Current efforts address how much coupling information can be recovered from experimental observables, how to select parsimonious interaction models, and how uncertainty in monomer parameters affects inference for oligomers.</w:t>
+        <w:t>My subsequent work uses distinguished spanning trees to express equilibrium oligomer occupancies and binding curves in terms of monomer properties and emergent allosteric parameters. The approach accommodates arbitrary monomer state graphs and does not assume independent subunits. Ternary-complex and cubic-ternary-complex GPCR models provide examples connecting ligand binding, G-protein association and receptor activation.</w:t>
+      </w:r>
+      <w:r>
+        <w:rPr>
+          <w:vertAlign w:val="superscript"/>
+        </w:rPr>
+        <w:t>2</w:t>
+      </w:r>
+      <w:r>
+        <w:t xml:space="preserve"> Current efforts address how much coupling information can be recovered from experimental observables, how to select parsimonious interaction models, and how uncertainty in monomer parameters affects inference for oligomers.</w:t>
       </w:r>
     </w:p>
     <w:p>
@@ -87,7 +102,16 @@
     <w:p>
       <w:pPr/>
       <w:r>
-        <w:t>An important question is which combinations of occupancy, turnover and transition-time measurements can identify underlying rates. Another is how conformational coupling changes signalling flux without introducing thermodynamically inconsistent driving. These mechanistic studies use illustrative parameter sets. To make the methods accessible, I am developing computational resources in SageMath and Python; the Receptor Modeling Jupyter Book provides worked examples of equilibrium and steady-state receptor analysis. [3] The goal is a reusable framework for interpreting receptor experiments and testing pharmacological hypotheses.</w:t>
+        <w:t>An important question is which combinations of occupancy, turnover and transition-time measurements can identify underlying rates. Another is how conformational coupling changes signalling flux without introducing thermodynamically inconsistent driving. These mechanistic studies use illustrative parameter sets. To make the methods accessible, I am developing computational resources in SageMath and Python; the Receptor Modeling Jupyter Book provides worked examples of equilibrium and steady-state receptor analysis.</w:t>
+      </w:r>
+      <w:r>
+        <w:rPr>
+          <w:vertAlign w:val="superscript"/>
+        </w:rPr>
+        <w:t>3</w:t>
+      </w:r>
+      <w:r>
+        <w:t xml:space="preserve"> The goal is a reusable framework for interpreting receptor experiments and testing pharmacological hypotheses.</w:t>
       </w:r>
     </w:p>
     <w:p>
@@ -109,7 +133,7 @@
         <w:rPr>
           <w:sz w:val="17"/>
         </w:rPr>
-        <w:t xml:space="preserve">[1] Hammack RH, Smith GD (2017). Cycle bases of reduced powers of graphs. Ars Mathematica Contemporanea 12(1):183–203. </w:t>
+        <w:t xml:space="preserve">1. Hammack RH, Smith GD (2017). Cycle bases of reduced powers of graphs. Ars Mathematica Contemporanea 12(1):183–203. </w:t>
       </w:r>
       <w:hyperlink r:id="rId9">
         <w:r>
@@ -135,7 +159,7 @@
         <w:rPr>
           <w:sz w:val="17"/>
         </w:rPr>
-        <w:t xml:space="preserve">[2] Conradi Smith GD (2020). Allostery in oligomeric receptor models. Mathematical Medicine and Biology 37(3):313–333. </w:t>
+        <w:t xml:space="preserve">2. Conradi Smith GD (2020). Allostery in oligomeric receptor models. Mathematical Medicine and Biology 37(3):313–333. </w:t>
       </w:r>
       <w:hyperlink r:id="rId10">
         <w:r>
@@ -161,7 +185,7 @@
         <w:rPr>
           <w:sz w:val="17"/>
         </w:rPr>
-        <w:t xml:space="preserve">[3] Conradi Smith GD (2025). Receptor Modeling Jupyter Book. Unrefereed computational resource supported by NSF DMS-1951646. </w:t>
+        <w:t xml:space="preserve">3. Conradi Smith GD (2025). Receptor Modeling Jupyter Book. Unrefereed computational resource supported by NSF DMS-1951646. </w:t>
       </w:r>
       <w:hyperlink r:id="rId11">
         <w:r>

--- a/files/research-summaries/Smith-Receptor-Allostery-Research-Summary.docx
+++ b/files/research-summaries/Smith-Receptor-Allostery-Research-Summary.docx
@@ -58,7 +58,7 @@
     <w:p>
       <w:pPr/>
       <w:r>
-        <w:t>In collaboration with Richard Hammack, I developed a construction of cycle bases for reduced powers of graphs. These graphs describe collections of identical, indistinguishable subunits that need not behave independently. The cycle structure identifies the constraints required for microscopic reversibility, providing a systematic foundation for physically consistent models of receptor dimers and larger oligomers.</w:t>
+        <w:t>In collaboration with Richard Hammack (Virginia Commonwealth University), I developed a construction of cycle bases for reduced powers of graphs. These graphs describe collections of identical, indistinguishable subunits that need not behave independently. The cycle structure identifies the constraints required for microscopic reversibility, providing a systematic foundation for physically consistent models of receptor dimers and larger oligomers.</w:t>
       </w:r>
       <w:r>
         <w:rPr>

--- a/files/research-summaries/Smith-Receptor-Allostery-Research-Summary.docx
+++ b/files/research-summaries/Smith-Receptor-Allostery-Research-Summary.docx
@@ -131,7 +131,7 @@
       </w:pPr>
       <w:r>
         <w:rPr>
-          <w:sz w:val="17"/>
+          <w:sz w:val="22"/>
         </w:rPr>
         <w:t xml:space="preserve">1. Hammack RH, Smith GD (2017). Cycle bases of reduced powers of graphs. Ars Mathematica Contemporanea 12(1):183–203. </w:t>
       </w:r>
@@ -139,14 +139,14 @@
         <w:r>
           <w:rPr>
             <w:color w:val="000000"/>
-            <w:sz w:val="17"/>
+            <w:sz w:val="22"/>
           </w:rPr>
           <w:t>doi:10.26493/1855-3974.856.4d2</w:t>
         </w:r>
       </w:hyperlink>
       <w:r>
         <w:rPr>
-          <w:sz w:val="17"/>
+          <w:sz w:val="22"/>
         </w:rPr>
         <w:t>.</w:t>
       </w:r>
@@ -157,7 +157,7 @@
       </w:pPr>
       <w:r>
         <w:rPr>
-          <w:sz w:val="17"/>
+          <w:sz w:val="22"/>
         </w:rPr>
         <w:t xml:space="preserve">2. Conradi Smith GD (2020). Allostery in oligomeric receptor models. Mathematical Medicine and Biology 37(3):313–333. </w:t>
       </w:r>
@@ -165,14 +165,14 @@
         <w:r>
           <w:rPr>
             <w:color w:val="000000"/>
-            <w:sz w:val="17"/>
+            <w:sz w:val="22"/>
           </w:rPr>
           <w:t>doi:10.1093/imammb/dqz016</w:t>
         </w:r>
       </w:hyperlink>
       <w:r>
         <w:rPr>
-          <w:sz w:val="17"/>
+          <w:sz w:val="22"/>
         </w:rPr>
         <w:t>.</w:t>
       </w:r>
@@ -183,7 +183,7 @@
       </w:pPr>
       <w:r>
         <w:rPr>
-          <w:sz w:val="17"/>
+          <w:sz w:val="22"/>
         </w:rPr>
         <w:t xml:space="preserve">3. Conradi Smith GD (2025). Receptor Modeling Jupyter Book. Unrefereed computational resource supported by NSF DMS-1951646. </w:t>
       </w:r>
@@ -191,7 +191,7 @@
         <w:r>
           <w:rPr>
             <w:color w:val="000000"/>
-            <w:sz w:val="17"/>
+            <w:sz w:val="22"/>
           </w:rPr>
           <w:t>gregconradismith.github.io/receptor-modeling-jupyter-book/intro.html</w:t>
         </w:r>
